--- a/ApêndiceC-VisãoFuncional/3.FluxosdeEvento/FalaCidade_FluxosDeEventos_ModuloOcorrencia_v2.docx
+++ b/ApêndiceC-VisãoFuncional/3.FluxosdeEvento/FalaCidade_FluxosDeEventos_ModuloOcorrencia_v2.docx
@@ -8,7 +8,7 @@
         <w:pStyle w:val="Normal2"/>
         <w:spacing w:after="180" w:line="288" w:lineRule="auto"/>
         <w:rPr>
-          <w:rFonts w:ascii="Times New Roman" w:eastAsia="Times New Roman" w:hAnsi="Times New Roman" w:cs="Times New Roman"/>
+          <w:rFonts w:ascii="Arial" w:eastAsia="Times New Roman" w:hAnsi="Arial" w:cs="Arial"/>
           <w:sz w:val="24"/>
           <w:szCs w:val="24"/>
         </w:rPr>
@@ -5636,7 +5636,7 @@
     <w:sectPr>
       <w:headerReference w:type="default" r:id="rId7"/>
       <w:pgSz w:w="11906" w:h="16838"/>
-      <w:pgMar w:top="1700" w:right="1133" w:bottom="1133" w:left="1700" w:header="720" w:footer="720" w:gutter="0"/>
+      <w:pgMar w:top="1701" w:right="1134" w:bottom="1134" w:left="1701" w:header="720" w:footer="720" w:gutter="0"/>
       <w:pgNumType w:start="1"/>
       <w:cols w:space="720"/>
     </w:sectPr>
@@ -5706,7 +5706,7 @@
     </w:sdtPr>
     <w:sdtEndPr>
       <w:rPr>
-        <w:rFonts w:ascii="Times New Roman" w:hAnsi="Times New Roman" w:cs="Times New Roman"/>
+        <w:rFonts w:ascii="Arial" w:hAnsi="Arial" w:cs="Arial"/>
         <w:sz w:val="20"/>
         <w:szCs w:val="20"/>
       </w:rPr>
@@ -5717,14 +5717,14 @@
           <w:pStyle w:val="Cabealho"/>
           <w:jc w:val="right"/>
           <w:rPr>
-            <w:rFonts w:ascii="Times New Roman" w:hAnsi="Times New Roman" w:cs="Times New Roman"/>
+            <w:rFonts w:ascii="Arial" w:hAnsi="Arial" w:cs="Arial"/>
             <w:sz w:val="20"/>
             <w:szCs w:val="20"/>
           </w:rPr>
         </w:pPr>
         <w:r>
           <w:rPr>
-            <w:rFonts w:ascii="Times New Roman" w:hAnsi="Times New Roman" w:cs="Times New Roman"/>
+            <w:rFonts w:ascii="Arial" w:hAnsi="Arial" w:cs="Arial"/>
             <w:sz w:val="20"/>
             <w:szCs w:val="20"/>
           </w:rPr>
@@ -5732,7 +5732,7 @@
         </w:r>
         <w:r>
           <w:rPr>
-            <w:rFonts w:ascii="Times New Roman" w:hAnsi="Times New Roman" w:cs="Times New Roman"/>
+            <w:rFonts w:ascii="Arial" w:hAnsi="Arial" w:cs="Arial"/>
             <w:sz w:val="20"/>
             <w:szCs w:val="20"/>
           </w:rPr>
@@ -5740,7 +5740,7 @@
         </w:r>
         <w:r>
           <w:rPr>
-            <w:rFonts w:ascii="Times New Roman" w:hAnsi="Times New Roman" w:cs="Times New Roman"/>
+            <w:rFonts w:ascii="Arial" w:hAnsi="Arial" w:cs="Arial"/>
             <w:sz w:val="20"/>
             <w:szCs w:val="20"/>
           </w:rPr>
@@ -5748,7 +5748,7 @@
         </w:r>
         <w:r>
           <w:rPr>
-            <w:rFonts w:ascii="Times New Roman" w:hAnsi="Times New Roman" w:cs="Times New Roman"/>
+            <w:rFonts w:ascii="Arial" w:hAnsi="Arial" w:cs="Arial"/>
             <w:noProof/>
             <w:sz w:val="20"/>
             <w:szCs w:val="20"/>
@@ -5757,7 +5757,7 @@
         </w:r>
         <w:r>
           <w:rPr>
-            <w:rFonts w:ascii="Times New Roman" w:hAnsi="Times New Roman" w:cs="Times New Roman"/>
+            <w:rFonts w:ascii="Arial" w:hAnsi="Arial" w:cs="Arial"/>
             <w:noProof/>
             <w:sz w:val="20"/>
             <w:szCs w:val="20"/>
@@ -5766,7 +5766,7 @@
         </w:r>
         <w:r>
           <w:rPr>
-            <w:rFonts w:ascii="Times New Roman" w:hAnsi="Times New Roman" w:cs="Times New Roman"/>
+            <w:rFonts w:ascii="Arial" w:hAnsi="Arial" w:cs="Arial"/>
             <w:noProof/>
             <w:sz w:val="20"/>
             <w:szCs w:val="20"/>
@@ -5775,7 +5775,7 @@
         </w:r>
         <w:r>
           <w:rPr>
-            <w:rFonts w:ascii="Times New Roman" w:hAnsi="Times New Roman" w:cs="Times New Roman"/>
+            <w:rFonts w:ascii="Arial" w:hAnsi="Arial" w:cs="Arial"/>
             <w:noProof/>
             <w:sz w:val="20"/>
             <w:szCs w:val="20"/>
@@ -5784,7 +5784,7 @@
         </w:r>
         <w:r>
           <w:rPr>
-            <w:rFonts w:ascii="Times New Roman" w:hAnsi="Times New Roman" w:cs="Times New Roman"/>
+            <w:rFonts w:ascii="Arial" w:hAnsi="Arial" w:cs="Arial"/>
             <w:noProof/>
             <w:sz w:val="20"/>
             <w:szCs w:val="20"/>
@@ -5793,7 +5793,7 @@
         </w:r>
         <w:r>
           <w:rPr>
-            <w:rFonts w:ascii="Times New Roman" w:hAnsi="Times New Roman" w:cs="Times New Roman"/>
+            <w:rFonts w:ascii="Arial" w:hAnsi="Arial" w:cs="Arial"/>
             <w:noProof/>
             <w:sz w:val="20"/>
             <w:szCs w:val="20"/>
@@ -5802,7 +5802,7 @@
         </w:r>
         <w:r>
           <w:rPr>
-            <w:rFonts w:ascii="Times New Roman" w:hAnsi="Times New Roman" w:cs="Times New Roman"/>
+            <w:rFonts w:ascii="Arial" w:hAnsi="Arial" w:cs="Arial"/>
             <w:noProof/>
             <w:sz w:val="20"/>
             <w:szCs w:val="20"/>
@@ -5811,7 +5811,7 @@
         </w:r>
         <w:r>
           <w:rPr>
-            <w:rFonts w:ascii="Times New Roman" w:hAnsi="Times New Roman" w:cs="Times New Roman"/>
+            <w:rFonts w:ascii="Arial" w:hAnsi="Arial" w:cs="Arial"/>
             <w:noProof/>
             <w:sz w:val="20"/>
             <w:szCs w:val="20"/>

--- a/ApêndiceC-VisãoFuncional/3.FluxosdeEvento/FalaCidade_FluxosDeEventos_ModuloOcorrencia_v2.docx
+++ b/ApêndiceC-VisãoFuncional/3.FluxosdeEvento/FalaCidade_FluxosDeEventos_ModuloOcorrencia_v2.docx
@@ -275,7 +275,7 @@
                 <w:b w:val="0"/>
                 <w:sz w:val="20"/>
               </w:rPr>
-              <w:t>Ocorrência persistida com número de protocolo exclusivo, vinculada ao autor, com prioridade atribuída automaticamente.</w:t>
+              <w:t>Ocorrência persistida com número de protocolo exclusivo, vinculada ao autor, com prioridade atribuída automaticamente e, quando houver ocorrência ativa da mesma categoria em raio de cinquenta metros, agrupada automaticamente a ela.</w:t>
             </w:r>
           </w:p>
         </w:tc>
@@ -663,7 +663,50 @@
                 <w:b w:val="0"/>
                 <w:sz w:val="20"/>
               </w:rPr>
-              <w:t>8. O sistema gera o número de protocolo, persiste a ocorrência com a situação PENDENTE e apresenta o protocolo ao cidadão.</w:t>
+              <w:t>8. O sistema gera o número de protocolo, persiste a ocorrência com a situação PENDENTE e apresenta o protocolo ao cidadão; havendo ocorrência ativa da mesma categoria no raio verificado, a nova ocorrência é agrupada automaticamente a ela — ou ao grupo a que ela já pertence —, sem consulta prévia ao cidadão; não havendo, permanece sem agrupamento.</w:t>
+            </w:r>
+          </w:p>
+        </w:tc>
+      </w:tr>
+      <w:tr>
+        <w:tc>
+          <w:tcPr>
+            <w:tcW w:w="2381" w:type="dxa"/>
+            <w:tcBorders>
+              <w:top w:val="single" w:sz="4" w:space="0" w:color="000000"/>
+              <w:left w:val="single" w:sz="4" w:space="0" w:color="000000"/>
+              <w:bottom w:val="single" w:sz="4" w:space="0" w:color="000000"/>
+              <w:right w:val="single" w:sz="4" w:space="0" w:color="000000"/>
+            </w:tcBorders>
+          </w:tcPr>
+          <w:p>
+            <w:r/>
+            <w:r>
+              <w:rPr>
+                <w:b w:val="0"/>
+                <w:sz w:val="20"/>
+              </w:rPr>
+            </w:r>
+          </w:p>
+        </w:tc>
+        <w:tc>
+          <w:tcPr>
+            <w:tcW w:w="6641" w:type="dxa"/>
+            <w:tcBorders>
+              <w:top w:val="single" w:sz="4" w:space="0" w:color="000000"/>
+              <w:left w:val="single" w:sz="4" w:space="0" w:color="000000"/>
+              <w:bottom w:val="single" w:sz="4" w:space="0" w:color="000000"/>
+              <w:right w:val="single" w:sz="4" w:space="0" w:color="000000"/>
+            </w:tcBorders>
+          </w:tcPr>
+          <w:p>
+            <w:r/>
+            <w:r>
+              <w:rPr>
+                <w:b w:val="0"/>
+                <w:sz w:val="20"/>
+              </w:rPr>
+              <w:t>9. Quando a ocorrência é agrupada, o sistema apresenta ao cidadão o aviso “Ocorrência agrupada”, com o protocolo da ocorrência existente, em caráter meramente informativo, sem exigir decisão do cidadão.</w:t>
             </w:r>
           </w:p>
         </w:tc>
@@ -3631,7 +3674,7 @@
                 <w:b w:val="0"/>
                 <w:sz w:val="20"/>
               </w:rPr>
-              <w:t>3. O sistema aplica a cor correspondente a cada situação: pendente, em andamento, atendida ou indeferida.</w:t>
+              <w:t>3. O sistema aplica a cor correspondente a cada situação: pendente, em andamento, concluída ou indeferida.</w:t>
             </w:r>
           </w:p>
         </w:tc>
@@ -3718,6 +3761,49 @@
                 <w:sz w:val="20"/>
               </w:rPr>
               <w:t>5. O sistema apresenta o balão com o título, o endereço, a situação e a quantidade de apoios da ocorrência.</w:t>
+            </w:r>
+          </w:p>
+        </w:tc>
+      </w:tr>
+      <w:tr>
+        <w:tc>
+          <w:tcPr>
+            <w:tcW w:w="2381" w:type="dxa"/>
+            <w:tcBorders>
+              <w:top w:val="single" w:sz="4" w:space="0" w:color="000000"/>
+              <w:left w:val="single" w:sz="4" w:space="0" w:color="000000"/>
+              <w:bottom w:val="single" w:sz="4" w:space="0" w:color="000000"/>
+              <w:right w:val="single" w:sz="4" w:space="0" w:color="000000"/>
+            </w:tcBorders>
+          </w:tcPr>
+          <w:p>
+            <w:r/>
+            <w:r>
+              <w:rPr>
+                <w:b w:val="0"/>
+                <w:sz w:val="20"/>
+              </w:rPr>
+            </w:r>
+          </w:p>
+        </w:tc>
+        <w:tc>
+          <w:tcPr>
+            <w:tcW w:w="6641" w:type="dxa"/>
+            <w:tcBorders>
+              <w:top w:val="single" w:sz="4" w:space="0" w:color="000000"/>
+              <w:left w:val="single" w:sz="4" w:space="0" w:color="000000"/>
+              <w:bottom w:val="single" w:sz="4" w:space="0" w:color="000000"/>
+              <w:right w:val="single" w:sz="4" w:space="0" w:color="000000"/>
+            </w:tcBorders>
+          </w:tcPr>
+          <w:p>
+            <w:r/>
+            <w:r>
+              <w:rPr>
+                <w:b w:val="0"/>
+                <w:sz w:val="20"/>
+              </w:rPr>
+              <w:t>6. Fluxo alternativo — ocorrência finalizada: a ocorrência excluída pelo Super Administrador, na situação FINALIZADA, não é apresentada no mapa a quem não é Super Administrador, e a sua consulta responde que a ocorrência não foi encontrada.</w:t>
             </w:r>
           </w:p>
         </w:tc>
@@ -4206,27 +4292,70 @@
                 <w:b w:val="0"/>
                 <w:sz w:val="20"/>
               </w:rPr>
-              <w:t>5. O cidadão acompanha a evolução ou aciona a opção de apoiar outra ocorrência semelhante.</w:t>
-            </w:r>
-          </w:p>
-        </w:tc>
-        <w:tc>
-          <w:tcPr>
-            <w:tcW w:w="6641" w:type="dxa"/>
-            <w:tcBorders>
-              <w:top w:val="single" w:sz="4" w:space="0" w:color="000000"/>
-              <w:left w:val="single" w:sz="4" w:space="0" w:color="000000"/>
-              <w:bottom w:val="single" w:sz="4" w:space="0" w:color="000000"/>
-              <w:right w:val="single" w:sz="4" w:space="0" w:color="000000"/>
-            </w:tcBorders>
-          </w:tcPr>
-          <w:p>
-            <w:r/>
-            <w:r>
-              <w:rPr>
-                <w:b w:val="0"/>
-                <w:sz w:val="20"/>
-              </w:rPr>
+              <w:t>5. O cidadão acompanha a evolução e pode apoiar outras ocorrências, na listagem ou no detalhe, uma única vez por ocorrência, contribuindo para a sua priorização.</w:t>
+            </w:r>
+          </w:p>
+        </w:tc>
+        <w:tc>
+          <w:tcPr>
+            <w:tcW w:w="6641" w:type="dxa"/>
+            <w:tcBorders>
+              <w:top w:val="single" w:sz="4" w:space="0" w:color="000000"/>
+              <w:left w:val="single" w:sz="4" w:space="0" w:color="000000"/>
+              <w:bottom w:val="single" w:sz="4" w:space="0" w:color="000000"/>
+              <w:right w:val="single" w:sz="4" w:space="0" w:color="000000"/>
+            </w:tcBorders>
+          </w:tcPr>
+          <w:p>
+            <w:r/>
+            <w:r>
+              <w:rPr>
+                <w:b w:val="0"/>
+                <w:sz w:val="20"/>
+              </w:rPr>
+            </w:r>
+          </w:p>
+        </w:tc>
+      </w:tr>
+      <w:tr>
+        <w:tc>
+          <w:tcPr>
+            <w:tcW w:w="2381" w:type="dxa"/>
+            <w:tcBorders>
+              <w:top w:val="single" w:sz="4" w:space="0" w:color="000000"/>
+              <w:left w:val="single" w:sz="4" w:space="0" w:color="000000"/>
+              <w:bottom w:val="single" w:sz="4" w:space="0" w:color="000000"/>
+              <w:right w:val="single" w:sz="4" w:space="0" w:color="000000"/>
+            </w:tcBorders>
+          </w:tcPr>
+          <w:p>
+            <w:r/>
+            <w:r>
+              <w:rPr>
+                <w:b w:val="0"/>
+                <w:sz w:val="20"/>
+              </w:rPr>
+            </w:r>
+          </w:p>
+        </w:tc>
+        <w:tc>
+          <w:tcPr>
+            <w:tcW w:w="6641" w:type="dxa"/>
+            <w:tcBorders>
+              <w:top w:val="single" w:sz="4" w:space="0" w:color="000000"/>
+              <w:left w:val="single" w:sz="4" w:space="0" w:color="000000"/>
+              <w:bottom w:val="single" w:sz="4" w:space="0" w:color="000000"/>
+              <w:right w:val="single" w:sz="4" w:space="0" w:color="000000"/>
+            </w:tcBorders>
+          </w:tcPr>
+          <w:p>
+            <w:r/>
+            <w:r>
+              <w:rPr>
+                <w:b w:val="0"/>
+                <w:sz w:val="20"/>
+              </w:rPr>
+              <w:t>6. Fluxo alternativo — ocorrência finalizada: a ocorrência excluída pelo Super Administrador, na situação FINALIZADA, deixa de constar de “Minhas Ocorrências”, inclusive para o próprio autor, e a sua consulta, também por protocolo, responde que a ocorrência não foi encontrada.</w:t>
             </w:r>
           </w:p>
         </w:tc>
@@ -4740,6 +4869,49 @@
           </w:p>
         </w:tc>
       </w:tr>
+      <w:tr>
+        <w:tc>
+          <w:tcPr>
+            <w:tcW w:w="2381" w:type="dxa"/>
+            <w:tcBorders>
+              <w:top w:val="single" w:sz="4" w:space="0" w:color="000000"/>
+              <w:left w:val="single" w:sz="4" w:space="0" w:color="000000"/>
+              <w:bottom w:val="single" w:sz="4" w:space="0" w:color="000000"/>
+              <w:right w:val="single" w:sz="4" w:space="0" w:color="000000"/>
+            </w:tcBorders>
+          </w:tcPr>
+          <w:p>
+            <w:r/>
+            <w:r>
+              <w:rPr>
+                <w:b w:val="0"/>
+                <w:sz w:val="20"/>
+              </w:rPr>
+            </w:r>
+          </w:p>
+        </w:tc>
+        <w:tc>
+          <w:tcPr>
+            <w:tcW w:w="6641" w:type="dxa"/>
+            <w:tcBorders>
+              <w:top w:val="single" w:sz="4" w:space="0" w:color="000000"/>
+              <w:left w:val="single" w:sz="4" w:space="0" w:color="000000"/>
+              <w:bottom w:val="single" w:sz="4" w:space="0" w:color="000000"/>
+              <w:right w:val="single" w:sz="4" w:space="0" w:color="000000"/>
+            </w:tcBorders>
+          </w:tcPr>
+          <w:p>
+            <w:r/>
+            <w:r>
+              <w:rPr>
+                <w:b w:val="0"/>
+                <w:sz w:val="20"/>
+              </w:rPr>
+              <w:t>6. Fluxo alternativo — ocorrência finalizada: sendo a ocorrência excluída pelo Super Administrador, na situação FINALIZADA, o sistema responde que a ocorrência não foi encontrada, tal como no código não localizado.</w:t>
+            </w:r>
+          </w:p>
+        </w:tc>
+      </w:tr>
     </w:tbl>
     <w:p>
       <w:r>
@@ -5619,6 +5791,38 @@
           <w:p>
             <w:r>
               <w:t>6. O sistema desloca o mapa até o município escolhido e recompõe os indicadores, os marcadores e a relação de ocorrências.</w:t>
+            </w:r>
+          </w:p>
+        </w:tc>
+      </w:tr>
+      <w:tr>
+        <w:tc>
+          <w:tcPr>
+            <w:tcW w:w="2381" w:type="dxa"/>
+            <w:tcBorders>
+              <w:top w:val="single" w:sz="4" w:space="0" w:color="000000"/>
+              <w:left w:val="single" w:sz="4" w:space="0" w:color="000000"/>
+              <w:bottom w:val="single" w:sz="4" w:space="0" w:color="000000"/>
+              <w:right w:val="single" w:sz="4" w:space="0" w:color="000000"/>
+            </w:tcBorders>
+          </w:tcPr>
+          <w:p>
+            <w:r/>
+          </w:p>
+        </w:tc>
+        <w:tc>
+          <w:tcPr>
+            <w:tcW w:w="6641" w:type="dxa"/>
+            <w:tcBorders>
+              <w:top w:val="single" w:sz="4" w:space="0" w:color="000000"/>
+              <w:left w:val="single" w:sz="4" w:space="0" w:color="000000"/>
+              <w:bottom w:val="single" w:sz="4" w:space="0" w:color="000000"/>
+              <w:right w:val="single" w:sz="4" w:space="0" w:color="000000"/>
+            </w:tcBorders>
+          </w:tcPr>
+          <w:p>
+            <w:r>
+              <w:t>7. Fluxo alternativo — ocorrência finalizada: a ocorrência excluída pelo Super Administrador, na situação FINALIZADA, não é apresentada no mapa, nos indicadores nem nas listagens a quem não é Super Administrador.</w:t>
             </w:r>
           </w:p>
         </w:tc>

--- a/ApêndiceC-VisãoFuncional/3.FluxosdeEvento/FalaCidade_FluxosDeEventos_ModuloOcorrencia_v2.docx
+++ b/ApêndiceC-VisãoFuncional/3.FluxosdeEvento/FalaCidade_FluxosDeEventos_ModuloOcorrencia_v2.docx
@@ -275,7 +275,7 @@
                 <w:b w:val="0"/>
                 <w:sz w:val="20"/>
               </w:rPr>
-              <w:t>Ocorrência persistida com número de protocolo exclusivo, vinculada ao autor, com prioridade atribuída automaticamente e, quando houver ocorrência ativa da mesma categoria em raio de cinquenta metros, agrupada automaticamente a ela.</w:t>
+              <w:t>Ocorrência persistida com número de protocolo exclusivo, vinculada ao autor, com prioridade atribuída automaticamente e, quando houver ocorrência ativa da mesma categoria a até setenta metros em linha reta, agrupada automaticamente à mais próxima delas.</w:t>
             </w:r>
           </w:p>
         </w:tc>
@@ -577,7 +577,7 @@
                 <w:b w:val="0"/>
                 <w:sz w:val="20"/>
               </w:rPr>
-              <w:t>6. O sistema verifica o limite diário de registros do cidadão e a existência de ocorrência ativa da mesma categoria em raio de cinquenta metros (RF16 / RN06).</w:t>
+              <w:t>6. O sistema verifica o limite diário de registros do cidadão e a existência de ocorrência ativa da mesma categoria a até setenta metros em linha reta (RF16 / RN06): a busca é feita em um quadrado de setenta metros para cada lado do ponto informado, com o apoio do índice de latitude e longitude, e considera somente as ocorrências situadas dentro do círculo desse raio, pela distância calculada com a fórmula de haversine.</w:t>
             </w:r>
           </w:p>
         </w:tc>
@@ -663,7 +663,7 @@
                 <w:b w:val="0"/>
                 <w:sz w:val="20"/>
               </w:rPr>
-              <w:t>8. O sistema gera o número de protocolo, persiste a ocorrência com a situação PENDENTE e apresenta o protocolo ao cidadão; havendo ocorrência ativa da mesma categoria no raio verificado, a nova ocorrência é agrupada automaticamente a ela — ou ao grupo a que ela já pertence —, sem consulta prévia ao cidadão; não havendo, permanece sem agrupamento.</w:t>
+              <w:t>8. O sistema gera o número de protocolo, persiste a ocorrência com a situação PENDENTE e apresenta o protocolo ao cidadão; havendo ocorrência ativa da mesma categoria no raio verificado, a nova ocorrência é agrupada automaticamente à mais próxima delas — ou ao grupo a que ela já pertence —, sem consulta prévia ao cidadão; não havendo, permanece sem agrupamento.</w:t>
             </w:r>
           </w:p>
         </w:tc>
@@ -1421,7 +1421,7 @@
                 <w:b w:val="0"/>
                 <w:sz w:val="20"/>
               </w:rPr>
-              <w:t>O endereço de rede de origem não atingiu o limite de três registros anônimos no dia (RF08).</w:t>
+              <w:t>O visitante escolheu o seu município ao entrar como anônimo (Módulo Autenticação, QUADRO 9) e o endereço de rede de origem não atingiu o limite de três registros anônimos no dia (RF08).</w:t>
             </w:r>
           </w:p>
         </w:tc>
@@ -1724,30 +1724,30 @@
                 <w:b w:val="0"/>
                 <w:sz w:val="20"/>
               </w:rPr>
-              <w:t>5. O sistema apresenta uma única vez o código em texto claro, com a orientação de guardá-lo.</w:t>
-            </w:r>
-          </w:p>
-        </w:tc>
-      </w:tr>
-      <w:tr>
-        <w:tc>
-          <w:tcPr>
-            <w:tcW w:w="2381" w:type="dxa"/>
-            <w:tcBorders>
-              <w:top w:val="single" w:sz="4" w:space="0" w:color="000000"/>
-              <w:left w:val="single" w:sz="4" w:space="0" w:color="000000"/>
-              <w:bottom w:val="single" w:sz="4" w:space="0" w:color="000000"/>
-              <w:right w:val="single" w:sz="4" w:space="0" w:color="000000"/>
-            </w:tcBorders>
-          </w:tcPr>
-          <w:p>
-            <w:r/>
-            <w:r>
-              <w:rPr>
-                <w:b w:val="0"/>
-                <w:sz w:val="20"/>
-              </w:rPr>
-              <w:t>6. O visitante registra o código para consultas posteriores.</w:t>
+              <w:t>5. O sistema apresenta uma única vez o código em texto claro, com o botão de copiá-lo para a área de transferência e o aviso, em destaque e em negrito, “⚠️ Este código não será exibido novamente.”.</w:t>
+            </w:r>
+          </w:p>
+        </w:tc>
+      </w:tr>
+      <w:tr>
+        <w:tc>
+          <w:tcPr>
+            <w:tcW w:w="2381" w:type="dxa"/>
+            <w:tcBorders>
+              <w:top w:val="single" w:sz="4" w:space="0" w:color="000000"/>
+              <w:left w:val="single" w:sz="4" w:space="0" w:color="000000"/>
+              <w:bottom w:val="single" w:sz="4" w:space="0" w:color="000000"/>
+              <w:right w:val="single" w:sz="4" w:space="0" w:color="000000"/>
+            </w:tcBorders>
+          </w:tcPr>
+          <w:p>
+            <w:r/>
+            <w:r>
+              <w:rPr>
+                <w:b w:val="0"/>
+                <w:sz w:val="20"/>
+              </w:rPr>
+              <w:t>6. O visitante copia o código pelo botão ou o anota para consultas posteriores.</w:t>
             </w:r>
           </w:p>
         </w:tc>
@@ -3501,7 +3501,7 @@
                 <w:b w:val="0"/>
                 <w:sz w:val="20"/>
               </w:rPr>
-              <w:t>Ocorrências apresentadas no mapa com cor semântica correspondente à sua situação.</w:t>
+              <w:t>Ocorrências apresentadas no mapa com cor semântica correspondente à sua situação; as ocorrências agrupadas reunidas em um único marcador.</w:t>
             </w:r>
           </w:p>
         </w:tc>
@@ -3697,113 +3697,199 @@
                 <w:b w:val="0"/>
                 <w:sz w:val="20"/>
               </w:rPr>
-              <w:t>4. O cidadão aciona um marcador.</w:t>
-            </w:r>
-          </w:p>
-        </w:tc>
-        <w:tc>
-          <w:tcPr>
-            <w:tcW w:w="6641" w:type="dxa"/>
-            <w:tcBorders>
-              <w:top w:val="single" w:sz="4" w:space="0" w:color="000000"/>
-              <w:left w:val="single" w:sz="4" w:space="0" w:color="000000"/>
-              <w:bottom w:val="single" w:sz="4" w:space="0" w:color="000000"/>
-              <w:right w:val="single" w:sz="4" w:space="0" w:color="000000"/>
-            </w:tcBorders>
-          </w:tcPr>
-          <w:p>
-            <w:r/>
-            <w:r>
-              <w:rPr>
-                <w:b w:val="0"/>
-                <w:sz w:val="20"/>
-              </w:rPr>
-            </w:r>
-          </w:p>
-        </w:tc>
-      </w:tr>
-      <w:tr>
-        <w:tc>
-          <w:tcPr>
-            <w:tcW w:w="2381" w:type="dxa"/>
-            <w:tcBorders>
-              <w:top w:val="single" w:sz="4" w:space="0" w:color="000000"/>
-              <w:left w:val="single" w:sz="4" w:space="0" w:color="000000"/>
-              <w:bottom w:val="single" w:sz="4" w:space="0" w:color="000000"/>
-              <w:right w:val="single" w:sz="4" w:space="0" w:color="000000"/>
-            </w:tcBorders>
-          </w:tcPr>
-          <w:p>
-            <w:r/>
-            <w:r>
-              <w:rPr>
-                <w:b w:val="0"/>
-                <w:sz w:val="20"/>
-              </w:rPr>
-            </w:r>
-          </w:p>
-        </w:tc>
-        <w:tc>
-          <w:tcPr>
-            <w:tcW w:w="6641" w:type="dxa"/>
-            <w:tcBorders>
-              <w:top w:val="single" w:sz="4" w:space="0" w:color="000000"/>
-              <w:left w:val="single" w:sz="4" w:space="0" w:color="000000"/>
-              <w:bottom w:val="single" w:sz="4" w:space="0" w:color="000000"/>
-              <w:right w:val="single" w:sz="4" w:space="0" w:color="000000"/>
-            </w:tcBorders>
-          </w:tcPr>
-          <w:p>
-            <w:r/>
-            <w:r>
-              <w:rPr>
-                <w:b w:val="0"/>
-                <w:sz w:val="20"/>
-              </w:rPr>
-              <w:t>5. O sistema apresenta o balão com o título, o endereço, a situação e a quantidade de apoios da ocorrência.</w:t>
-            </w:r>
-          </w:p>
-        </w:tc>
-      </w:tr>
-      <w:tr>
-        <w:tc>
-          <w:tcPr>
-            <w:tcW w:w="2381" w:type="dxa"/>
-            <w:tcBorders>
-              <w:top w:val="single" w:sz="4" w:space="0" w:color="000000"/>
-              <w:left w:val="single" w:sz="4" w:space="0" w:color="000000"/>
-              <w:bottom w:val="single" w:sz="4" w:space="0" w:color="000000"/>
-              <w:right w:val="single" w:sz="4" w:space="0" w:color="000000"/>
-            </w:tcBorders>
-          </w:tcPr>
-          <w:p>
-            <w:r/>
-            <w:r>
-              <w:rPr>
-                <w:b w:val="0"/>
-                <w:sz w:val="20"/>
-              </w:rPr>
-            </w:r>
-          </w:p>
-        </w:tc>
-        <w:tc>
-          <w:tcPr>
-            <w:tcW w:w="6641" w:type="dxa"/>
-            <w:tcBorders>
-              <w:top w:val="single" w:sz="4" w:space="0" w:color="000000"/>
-              <w:left w:val="single" w:sz="4" w:space="0" w:color="000000"/>
-              <w:bottom w:val="single" w:sz="4" w:space="0" w:color="000000"/>
-              <w:right w:val="single" w:sz="4" w:space="0" w:color="000000"/>
-            </w:tcBorders>
-          </w:tcPr>
-          <w:p>
-            <w:r/>
-            <w:r>
-              <w:rPr>
-                <w:b w:val="0"/>
-                <w:sz w:val="20"/>
-              </w:rPr>
-              <w:t>6. Fluxo alternativo — ocorrência finalizada: a ocorrência excluída pelo Super Administrador, na situação FINALIZADA, não é apresentada no mapa a quem não é Super Administrador, e a sua consulta responde que a ocorrência não foi encontrada.</w:t>
+            </w:r>
+          </w:p>
+        </w:tc>
+        <w:tc>
+          <w:tcPr>
+            <w:tcW w:w="6641" w:type="dxa"/>
+            <w:tcBorders>
+              <w:top w:val="single" w:sz="4" w:space="0" w:color="000000"/>
+              <w:left w:val="single" w:sz="4" w:space="0" w:color="000000"/>
+              <w:bottom w:val="single" w:sz="4" w:space="0" w:color="000000"/>
+              <w:right w:val="single" w:sz="4" w:space="0" w:color="000000"/>
+            </w:tcBorders>
+          </w:tcPr>
+          <w:p>
+            <w:r/>
+            <w:r>
+              <w:rPr>
+                <w:b w:val="0"/>
+                <w:sz w:val="20"/>
+              </w:rPr>
+              <w:t>4. O sistema reúne as ocorrências agrupadas em um único marcador: o ponto de situação com borda colorida e um selo com a quantidade de ocorrências do grupo, na cor da situação mais frequente entre elas; a legenda do mapa apresenta o item “Agrupadas (clique para abrir)”.</w:t>
+            </w:r>
+          </w:p>
+        </w:tc>
+      </w:tr>
+      <w:tr>
+        <w:tc>
+          <w:tcPr>
+            <w:tcW w:w="2381" w:type="dxa"/>
+            <w:tcBorders>
+              <w:top w:val="single" w:sz="4" w:space="0" w:color="000000"/>
+              <w:left w:val="single" w:sz="4" w:space="0" w:color="000000"/>
+              <w:bottom w:val="single" w:sz="4" w:space="0" w:color="000000"/>
+              <w:right w:val="single" w:sz="4" w:space="0" w:color="000000"/>
+            </w:tcBorders>
+          </w:tcPr>
+          <w:p>
+            <w:r/>
+            <w:r>
+              <w:rPr>
+                <w:b w:val="0"/>
+                <w:sz w:val="20"/>
+              </w:rPr>
+              <w:t>5. O cidadão aciona um marcador.</w:t>
+            </w:r>
+          </w:p>
+        </w:tc>
+        <w:tc>
+          <w:tcPr>
+            <w:tcW w:w="6641" w:type="dxa"/>
+            <w:tcBorders>
+              <w:top w:val="single" w:sz="4" w:space="0" w:color="000000"/>
+              <w:left w:val="single" w:sz="4" w:space="0" w:color="000000"/>
+              <w:bottom w:val="single" w:sz="4" w:space="0" w:color="000000"/>
+              <w:right w:val="single" w:sz="4" w:space="0" w:color="000000"/>
+            </w:tcBorders>
+          </w:tcPr>
+          <w:p>
+            <w:r/>
+            <w:r>
+              <w:rPr>
+                <w:b w:val="0"/>
+                <w:sz w:val="20"/>
+              </w:rPr>
+            </w:r>
+          </w:p>
+        </w:tc>
+      </w:tr>
+      <w:tr>
+        <w:tc>
+          <w:tcPr>
+            <w:tcW w:w="2381" w:type="dxa"/>
+            <w:tcBorders>
+              <w:top w:val="single" w:sz="4" w:space="0" w:color="000000"/>
+              <w:left w:val="single" w:sz="4" w:space="0" w:color="000000"/>
+              <w:bottom w:val="single" w:sz="4" w:space="0" w:color="000000"/>
+              <w:right w:val="single" w:sz="4" w:space="0" w:color="000000"/>
+            </w:tcBorders>
+          </w:tcPr>
+          <w:p>
+            <w:r/>
+            <w:r>
+              <w:rPr>
+                <w:b w:val="0"/>
+                <w:sz w:val="20"/>
+              </w:rPr>
+            </w:r>
+          </w:p>
+        </w:tc>
+        <w:tc>
+          <w:tcPr>
+            <w:tcW w:w="6641" w:type="dxa"/>
+            <w:tcBorders>
+              <w:top w:val="single" w:sz="4" w:space="0" w:color="000000"/>
+              <w:left w:val="single" w:sz="4" w:space="0" w:color="000000"/>
+              <w:bottom w:val="single" w:sz="4" w:space="0" w:color="000000"/>
+              <w:right w:val="single" w:sz="4" w:space="0" w:color="000000"/>
+            </w:tcBorders>
+          </w:tcPr>
+          <w:p>
+            <w:r/>
+            <w:r>
+              <w:rPr>
+                <w:b w:val="0"/>
+                <w:sz w:val="20"/>
+              </w:rPr>
+              <w:t>6. O sistema apresenta o balão com o título, o endereço, a situação e a quantidade de apoios da ocorrência.</w:t>
+            </w:r>
+          </w:p>
+        </w:tc>
+      </w:tr>
+      <w:tr>
+        <w:tc>
+          <w:tcPr>
+            <w:tcW w:w="2381" w:type="dxa"/>
+            <w:tcBorders>
+              <w:top w:val="single" w:sz="4" w:space="0" w:color="000000"/>
+              <w:left w:val="single" w:sz="4" w:space="0" w:color="000000"/>
+              <w:bottom w:val="single" w:sz="4" w:space="0" w:color="000000"/>
+              <w:right w:val="single" w:sz="4" w:space="0" w:color="000000"/>
+            </w:tcBorders>
+          </w:tcPr>
+          <w:p>
+            <w:r/>
+            <w:r>
+              <w:rPr>
+                <w:b w:val="0"/>
+                <w:sz w:val="20"/>
+              </w:rPr>
+            </w:r>
+          </w:p>
+        </w:tc>
+        <w:tc>
+          <w:tcPr>
+            <w:tcW w:w="6641" w:type="dxa"/>
+            <w:tcBorders>
+              <w:top w:val="single" w:sz="4" w:space="0" w:color="000000"/>
+              <w:left w:val="single" w:sz="4" w:space="0" w:color="000000"/>
+              <w:bottom w:val="single" w:sz="4" w:space="0" w:color="000000"/>
+              <w:right w:val="single" w:sz="4" w:space="0" w:color="000000"/>
+            </w:tcBorders>
+          </w:tcPr>
+          <w:p>
+            <w:r/>
+            <w:r>
+              <w:rPr>
+                <w:b w:val="0"/>
+                <w:sz w:val="20"/>
+              </w:rPr>
+              <w:t>7. Fluxo alternativo — marcador de ocorrências agrupadas: acionado o marcador do grupo, o sistema abre os pontos das ocorrências em leque ao redor do centro, com uma animação curta, e torna translúcido o ponto central; cada ponto aciona o balão da respectiva ocorrência, e novo acionamento do ponto central recolhe o leque. O leque é refeito a cada alteração do nível de aproximação do mapa e, com a preferência de movimento reduzido ativada no sistema do aparelho, abre sem animação.</w:t>
+            </w:r>
+          </w:p>
+        </w:tc>
+      </w:tr>
+      <w:tr>
+        <w:tc>
+          <w:tcPr>
+            <w:tcW w:w="2381" w:type="dxa"/>
+            <w:tcBorders>
+              <w:top w:val="single" w:sz="4" w:space="0" w:color="000000"/>
+              <w:left w:val="single" w:sz="4" w:space="0" w:color="000000"/>
+              <w:bottom w:val="single" w:sz="4" w:space="0" w:color="000000"/>
+              <w:right w:val="single" w:sz="4" w:space="0" w:color="000000"/>
+            </w:tcBorders>
+          </w:tcPr>
+          <w:p>
+            <w:r/>
+            <w:r>
+              <w:rPr>
+                <w:b w:val="0"/>
+                <w:sz w:val="20"/>
+              </w:rPr>
+            </w:r>
+          </w:p>
+        </w:tc>
+        <w:tc>
+          <w:tcPr>
+            <w:tcW w:w="6641" w:type="dxa"/>
+            <w:tcBorders>
+              <w:top w:val="single" w:sz="4" w:space="0" w:color="000000"/>
+              <w:left w:val="single" w:sz="4" w:space="0" w:color="000000"/>
+              <w:bottom w:val="single" w:sz="4" w:space="0" w:color="000000"/>
+              <w:right w:val="single" w:sz="4" w:space="0" w:color="000000"/>
+            </w:tcBorders>
+          </w:tcPr>
+          <w:p>
+            <w:r/>
+            <w:r>
+              <w:rPr>
+                <w:b w:val="0"/>
+                <w:sz w:val="20"/>
+              </w:rPr>
+              <w:t>8. Fluxo alternativo — ocorrência finalizada: a ocorrência excluída pelo Super Administrador, na situação FINALIZADA, não é apresentada no mapa a quem não é Super Administrador, e a sua consulta responde que a ocorrência não foi encontrada.</w:t>
             </w:r>
           </w:p>
         </w:tc>
@@ -4183,7 +4269,7 @@
                 <w:b w:val="0"/>
                 <w:sz w:val="20"/>
               </w:rPr>
-              <w:t>2. O sistema lista as ocorrências do cidadão, com filtros por situação, categoria e bairro.</w:t>
+              <w:t>2. O sistema lista as ocorrências do cidadão, com filtros por situação, categoria e bairro; cada cartão apresenta o protocolo com o botão de copiá-lo para a área de transferência.</w:t>
             </w:r>
           </w:p>
         </w:tc>
@@ -4269,7 +4355,7 @@
                 <w:b w:val="0"/>
                 <w:sz w:val="20"/>
               </w:rPr>
-              <w:t>4. O sistema apresenta os dados do relato, as fotografias, a localização no mapa e o histórico completo de trâmites, com data, responsável e observação.</w:t>
+              <w:t>4. O sistema apresenta os dados do relato, as fotografias, a localização no mapa e o histórico completo de trâmites, com data, responsável e observação; o protocolo é acompanhado do botão de copiá-lo, que confirma a cópia com o aviso “Protocolo &lt;número&gt; copiado.”.</w:t>
             </w:r>
           </w:p>
         </w:tc>
@@ -4672,242 +4758,328 @@
                 <w:b w:val="0"/>
                 <w:sz w:val="20"/>
               </w:rPr>
-              <w:t>1. O visitante aciona “Acompanhar ocorrência anônima” e informa o código de oito caracteres.</w:t>
-            </w:r>
-          </w:p>
-        </w:tc>
-        <w:tc>
-          <w:tcPr>
-            <w:tcW w:w="6641" w:type="dxa"/>
-            <w:tcBorders>
-              <w:top w:val="single" w:sz="4" w:space="0" w:color="000000"/>
-              <w:left w:val="single" w:sz="4" w:space="0" w:color="000000"/>
-              <w:bottom w:val="single" w:sz="4" w:space="0" w:color="000000"/>
-              <w:right w:val="single" w:sz="4" w:space="0" w:color="000000"/>
-            </w:tcBorders>
-          </w:tcPr>
-          <w:p>
-            <w:r/>
-            <w:r>
-              <w:rPr>
-                <w:b w:val="0"/>
-                <w:sz w:val="20"/>
-              </w:rPr>
-            </w:r>
-          </w:p>
-        </w:tc>
-      </w:tr>
-      <w:tr>
-        <w:tc>
-          <w:tcPr>
-            <w:tcW w:w="2381" w:type="dxa"/>
-            <w:tcBorders>
-              <w:top w:val="single" w:sz="4" w:space="0" w:color="000000"/>
-              <w:left w:val="single" w:sz="4" w:space="0" w:color="000000"/>
-              <w:bottom w:val="single" w:sz="4" w:space="0" w:color="000000"/>
-              <w:right w:val="single" w:sz="4" w:space="0" w:color="000000"/>
-            </w:tcBorders>
-          </w:tcPr>
-          <w:p>
-            <w:r/>
-            <w:r>
-              <w:rPr>
-                <w:b w:val="0"/>
-                <w:sz w:val="20"/>
-              </w:rPr>
-            </w:r>
-          </w:p>
-        </w:tc>
-        <w:tc>
-          <w:tcPr>
-            <w:tcW w:w="6641" w:type="dxa"/>
-            <w:tcBorders>
-              <w:top w:val="single" w:sz="4" w:space="0" w:color="000000"/>
-              <w:left w:val="single" w:sz="4" w:space="0" w:color="000000"/>
-              <w:bottom w:val="single" w:sz="4" w:space="0" w:color="000000"/>
-              <w:right w:val="single" w:sz="4" w:space="0" w:color="000000"/>
-            </w:tcBorders>
-          </w:tcPr>
-          <w:p>
-            <w:r/>
-            <w:r>
-              <w:rPr>
-                <w:b w:val="0"/>
-                <w:sz w:val="20"/>
-              </w:rPr>
-              <w:t>2. O sistema calcula o resumo SHA-256 do código informado e o compara com o valor armazenado.</w:t>
-            </w:r>
-          </w:p>
-        </w:tc>
-      </w:tr>
-      <w:tr>
-        <w:tc>
-          <w:tcPr>
-            <w:tcW w:w="2381" w:type="dxa"/>
-            <w:tcBorders>
-              <w:top w:val="single" w:sz="4" w:space="0" w:color="000000"/>
-              <w:left w:val="single" w:sz="4" w:space="0" w:color="000000"/>
-              <w:bottom w:val="single" w:sz="4" w:space="0" w:color="000000"/>
-              <w:right w:val="single" w:sz="4" w:space="0" w:color="000000"/>
-            </w:tcBorders>
-          </w:tcPr>
-          <w:p>
-            <w:r/>
-            <w:r>
-              <w:rPr>
-                <w:b w:val="0"/>
-                <w:sz w:val="20"/>
-              </w:rPr>
-            </w:r>
-          </w:p>
-        </w:tc>
-        <w:tc>
-          <w:tcPr>
-            <w:tcW w:w="6641" w:type="dxa"/>
-            <w:tcBorders>
-              <w:top w:val="single" w:sz="4" w:space="0" w:color="000000"/>
-              <w:left w:val="single" w:sz="4" w:space="0" w:color="000000"/>
-              <w:bottom w:val="single" w:sz="4" w:space="0" w:color="000000"/>
-              <w:right w:val="single" w:sz="4" w:space="0" w:color="000000"/>
-            </w:tcBorders>
-          </w:tcPr>
-          <w:p>
-            <w:r/>
-            <w:r>
-              <w:rPr>
-                <w:b w:val="0"/>
-                <w:sz w:val="20"/>
-              </w:rPr>
-              <w:t>3. Havendo correspondência, o sistema apresenta a situação atual e o histórico da ocorrência.</w:t>
-            </w:r>
-          </w:p>
-        </w:tc>
-      </w:tr>
-      <w:tr>
-        <w:tc>
-          <w:tcPr>
-            <w:tcW w:w="2381" w:type="dxa"/>
-            <w:tcBorders>
-              <w:top w:val="single" w:sz="4" w:space="0" w:color="000000"/>
-              <w:left w:val="single" w:sz="4" w:space="0" w:color="000000"/>
-              <w:bottom w:val="single" w:sz="4" w:space="0" w:color="000000"/>
-              <w:right w:val="single" w:sz="4" w:space="0" w:color="000000"/>
-            </w:tcBorders>
-          </w:tcPr>
-          <w:p>
-            <w:r/>
-            <w:r>
-              <w:rPr>
-                <w:b w:val="0"/>
-                <w:sz w:val="20"/>
-              </w:rPr>
-            </w:r>
-          </w:p>
-        </w:tc>
-        <w:tc>
-          <w:tcPr>
-            <w:tcW w:w="6641" w:type="dxa"/>
-            <w:tcBorders>
-              <w:top w:val="single" w:sz="4" w:space="0" w:color="000000"/>
-              <w:left w:val="single" w:sz="4" w:space="0" w:color="000000"/>
-              <w:bottom w:val="single" w:sz="4" w:space="0" w:color="000000"/>
-              <w:right w:val="single" w:sz="4" w:space="0" w:color="000000"/>
-            </w:tcBorders>
-          </w:tcPr>
-          <w:p>
-            <w:r/>
-            <w:r>
-              <w:rPr>
-                <w:b w:val="0"/>
-                <w:sz w:val="20"/>
-              </w:rPr>
-              <w:t>4. Não havendo correspondência, o sistema informa que o código não foi localizado, sem distinguir código inválido de inexistente.</w:t>
-            </w:r>
-          </w:p>
-        </w:tc>
-      </w:tr>
-      <w:tr>
-        <w:tc>
-          <w:tcPr>
-            <w:tcW w:w="2381" w:type="dxa"/>
-            <w:tcBorders>
-              <w:top w:val="single" w:sz="4" w:space="0" w:color="000000"/>
-              <w:left w:val="single" w:sz="4" w:space="0" w:color="000000"/>
-              <w:bottom w:val="single" w:sz="4" w:space="0" w:color="000000"/>
-              <w:right w:val="single" w:sz="4" w:space="0" w:color="000000"/>
-            </w:tcBorders>
-          </w:tcPr>
-          <w:p>
-            <w:r/>
-            <w:r>
-              <w:rPr>
-                <w:b w:val="0"/>
-                <w:sz w:val="20"/>
-              </w:rPr>
-              <w:t>5. O visitante acompanha a situação da sua demanda.</w:t>
-            </w:r>
-          </w:p>
-        </w:tc>
-        <w:tc>
-          <w:tcPr>
-            <w:tcW w:w="6641" w:type="dxa"/>
-            <w:tcBorders>
-              <w:top w:val="single" w:sz="4" w:space="0" w:color="000000"/>
-              <w:left w:val="single" w:sz="4" w:space="0" w:color="000000"/>
-              <w:bottom w:val="single" w:sz="4" w:space="0" w:color="000000"/>
-              <w:right w:val="single" w:sz="4" w:space="0" w:color="000000"/>
-            </w:tcBorders>
-          </w:tcPr>
-          <w:p>
-            <w:r/>
-            <w:r>
-              <w:rPr>
-                <w:b w:val="0"/>
-                <w:sz w:val="20"/>
-              </w:rPr>
-            </w:r>
-          </w:p>
-        </w:tc>
-      </w:tr>
-      <w:tr>
-        <w:tc>
-          <w:tcPr>
-            <w:tcW w:w="2381" w:type="dxa"/>
-            <w:tcBorders>
-              <w:top w:val="single" w:sz="4" w:space="0" w:color="000000"/>
-              <w:left w:val="single" w:sz="4" w:space="0" w:color="000000"/>
-              <w:bottom w:val="single" w:sz="4" w:space="0" w:color="000000"/>
-              <w:right w:val="single" w:sz="4" w:space="0" w:color="000000"/>
-            </w:tcBorders>
-          </w:tcPr>
-          <w:p>
-            <w:r/>
-            <w:r>
-              <w:rPr>
-                <w:b w:val="0"/>
-                <w:sz w:val="20"/>
-              </w:rPr>
-            </w:r>
-          </w:p>
-        </w:tc>
-        <w:tc>
-          <w:tcPr>
-            <w:tcW w:w="6641" w:type="dxa"/>
-            <w:tcBorders>
-              <w:top w:val="single" w:sz="4" w:space="0" w:color="000000"/>
-              <w:left w:val="single" w:sz="4" w:space="0" w:color="000000"/>
-              <w:bottom w:val="single" w:sz="4" w:space="0" w:color="000000"/>
-              <w:right w:val="single" w:sz="4" w:space="0" w:color="000000"/>
-            </w:tcBorders>
-          </w:tcPr>
-          <w:p>
-            <w:r/>
-            <w:r>
-              <w:rPr>
-                <w:b w:val="0"/>
-                <w:sz w:val="20"/>
-              </w:rPr>
-              <w:t>6. Fluxo alternativo — ocorrência finalizada: sendo a ocorrência excluída pelo Super Administrador, na situação FINALIZADA, o sistema responde que a ocorrência não foi encontrada, tal como no código não localizado.</w:t>
+              <w:t>1. O visitante aciona “Acompanhar ocorrência anônima”.</w:t>
+            </w:r>
+          </w:p>
+        </w:tc>
+        <w:tc>
+          <w:tcPr>
+            <w:tcW w:w="6641" w:type="dxa"/>
+            <w:tcBorders>
+              <w:top w:val="single" w:sz="4" w:space="0" w:color="000000"/>
+              <w:left w:val="single" w:sz="4" w:space="0" w:color="000000"/>
+              <w:bottom w:val="single" w:sz="4" w:space="0" w:color="000000"/>
+              <w:right w:val="single" w:sz="4" w:space="0" w:color="000000"/>
+            </w:tcBorders>
+          </w:tcPr>
+          <w:p>
+            <w:r/>
+            <w:r>
+              <w:rPr>
+                <w:b w:val="0"/>
+                <w:sz w:val="20"/>
+              </w:rPr>
+            </w:r>
+          </w:p>
+        </w:tc>
+      </w:tr>
+      <w:tr>
+        <w:tc>
+          <w:tcPr>
+            <w:tcW w:w="2381" w:type="dxa"/>
+            <w:tcBorders>
+              <w:top w:val="single" w:sz="4" w:space="0" w:color="000000"/>
+              <w:left w:val="single" w:sz="4" w:space="0" w:color="000000"/>
+              <w:bottom w:val="single" w:sz="4" w:space="0" w:color="000000"/>
+              <w:right w:val="single" w:sz="4" w:space="0" w:color="000000"/>
+            </w:tcBorders>
+          </w:tcPr>
+          <w:p>
+            <w:r/>
+            <w:r>
+              <w:rPr>
+                <w:b w:val="0"/>
+                <w:sz w:val="20"/>
+              </w:rPr>
+            </w:r>
+          </w:p>
+        </w:tc>
+        <w:tc>
+          <w:tcPr>
+            <w:tcW w:w="6641" w:type="dxa"/>
+            <w:tcBorders>
+              <w:top w:val="single" w:sz="4" w:space="0" w:color="000000"/>
+              <w:left w:val="single" w:sz="4" w:space="0" w:color="000000"/>
+              <w:bottom w:val="single" w:sz="4" w:space="0" w:color="000000"/>
+              <w:right w:val="single" w:sz="4" w:space="0" w:color="000000"/>
+            </w:tcBorders>
+          </w:tcPr>
+          <w:p>
+            <w:r/>
+            <w:r>
+              <w:rPr>
+                <w:b w:val="0"/>
+                <w:sz w:val="20"/>
+              </w:rPr>
+              <w:t>2. O sistema apresenta o campo do código de oito caracteres e, havendo na área de transferência um código copiado no formato válido — como o copiado pelo botão apresentado no registro anônimo —, preenche o campo automaticamente com ele, ao abrir o campo, ao focalizá-lo ou ao retornar à aba; sem permissão de leitura da área de transferência, o campo permanece vazio.</w:t>
+            </w:r>
+          </w:p>
+        </w:tc>
+      </w:tr>
+      <w:tr>
+        <w:tc>
+          <w:tcPr>
+            <w:tcW w:w="2381" w:type="dxa"/>
+            <w:tcBorders>
+              <w:top w:val="single" w:sz="4" w:space="0" w:color="000000"/>
+              <w:left w:val="single" w:sz="4" w:space="0" w:color="000000"/>
+              <w:bottom w:val="single" w:sz="4" w:space="0" w:color="000000"/>
+              <w:right w:val="single" w:sz="4" w:space="0" w:color="000000"/>
+            </w:tcBorders>
+          </w:tcPr>
+          <w:p>
+            <w:r/>
+            <w:r>
+              <w:rPr>
+                <w:b w:val="0"/>
+                <w:sz w:val="20"/>
+              </w:rPr>
+              <w:t>3. O visitante informa ou confere o código de oito caracteres e aciona “Buscar”.</w:t>
+            </w:r>
+          </w:p>
+        </w:tc>
+        <w:tc>
+          <w:tcPr>
+            <w:tcW w:w="6641" w:type="dxa"/>
+            <w:tcBorders>
+              <w:top w:val="single" w:sz="4" w:space="0" w:color="000000"/>
+              <w:left w:val="single" w:sz="4" w:space="0" w:color="000000"/>
+              <w:bottom w:val="single" w:sz="4" w:space="0" w:color="000000"/>
+              <w:right w:val="single" w:sz="4" w:space="0" w:color="000000"/>
+            </w:tcBorders>
+          </w:tcPr>
+          <w:p>
+            <w:r/>
+            <w:r>
+              <w:rPr>
+                <w:b w:val="0"/>
+                <w:sz w:val="20"/>
+              </w:rPr>
+            </w:r>
+          </w:p>
+        </w:tc>
+      </w:tr>
+      <w:tr>
+        <w:tc>
+          <w:tcPr>
+            <w:tcW w:w="2381" w:type="dxa"/>
+            <w:tcBorders>
+              <w:top w:val="single" w:sz="4" w:space="0" w:color="000000"/>
+              <w:left w:val="single" w:sz="4" w:space="0" w:color="000000"/>
+              <w:bottom w:val="single" w:sz="4" w:space="0" w:color="000000"/>
+              <w:right w:val="single" w:sz="4" w:space="0" w:color="000000"/>
+            </w:tcBorders>
+          </w:tcPr>
+          <w:p>
+            <w:r/>
+            <w:r>
+              <w:rPr>
+                <w:b w:val="0"/>
+                <w:sz w:val="20"/>
+              </w:rPr>
+            </w:r>
+          </w:p>
+        </w:tc>
+        <w:tc>
+          <w:tcPr>
+            <w:tcW w:w="6641" w:type="dxa"/>
+            <w:tcBorders>
+              <w:top w:val="single" w:sz="4" w:space="0" w:color="000000"/>
+              <w:left w:val="single" w:sz="4" w:space="0" w:color="000000"/>
+              <w:bottom w:val="single" w:sz="4" w:space="0" w:color="000000"/>
+              <w:right w:val="single" w:sz="4" w:space="0" w:color="000000"/>
+            </w:tcBorders>
+          </w:tcPr>
+          <w:p>
+            <w:r/>
+            <w:r>
+              <w:rPr>
+                <w:b w:val="0"/>
+                <w:sz w:val="20"/>
+              </w:rPr>
+              <w:t>4. O sistema calcula o resumo SHA-256 do código informado e o compara com o valor armazenado.</w:t>
+            </w:r>
+          </w:p>
+        </w:tc>
+      </w:tr>
+      <w:tr>
+        <w:tc>
+          <w:tcPr>
+            <w:tcW w:w="2381" w:type="dxa"/>
+            <w:tcBorders>
+              <w:top w:val="single" w:sz="4" w:space="0" w:color="000000"/>
+              <w:left w:val="single" w:sz="4" w:space="0" w:color="000000"/>
+              <w:bottom w:val="single" w:sz="4" w:space="0" w:color="000000"/>
+              <w:right w:val="single" w:sz="4" w:space="0" w:color="000000"/>
+            </w:tcBorders>
+          </w:tcPr>
+          <w:p>
+            <w:r/>
+            <w:r>
+              <w:rPr>
+                <w:b w:val="0"/>
+                <w:sz w:val="20"/>
+              </w:rPr>
+            </w:r>
+          </w:p>
+        </w:tc>
+        <w:tc>
+          <w:tcPr>
+            <w:tcW w:w="6641" w:type="dxa"/>
+            <w:tcBorders>
+              <w:top w:val="single" w:sz="4" w:space="0" w:color="000000"/>
+              <w:left w:val="single" w:sz="4" w:space="0" w:color="000000"/>
+              <w:bottom w:val="single" w:sz="4" w:space="0" w:color="000000"/>
+              <w:right w:val="single" w:sz="4" w:space="0" w:color="000000"/>
+            </w:tcBorders>
+          </w:tcPr>
+          <w:p>
+            <w:r/>
+            <w:r>
+              <w:rPr>
+                <w:b w:val="0"/>
+                <w:sz w:val="20"/>
+              </w:rPr>
+              <w:t>5. Havendo correspondência, o sistema apresenta a situação atual e o histórico da ocorrência.</w:t>
+            </w:r>
+          </w:p>
+        </w:tc>
+      </w:tr>
+      <w:tr>
+        <w:tc>
+          <w:tcPr>
+            <w:tcW w:w="2381" w:type="dxa"/>
+            <w:tcBorders>
+              <w:top w:val="single" w:sz="4" w:space="0" w:color="000000"/>
+              <w:left w:val="single" w:sz="4" w:space="0" w:color="000000"/>
+              <w:bottom w:val="single" w:sz="4" w:space="0" w:color="000000"/>
+              <w:right w:val="single" w:sz="4" w:space="0" w:color="000000"/>
+            </w:tcBorders>
+          </w:tcPr>
+          <w:p>
+            <w:r/>
+            <w:r>
+              <w:rPr>
+                <w:b w:val="0"/>
+                <w:sz w:val="20"/>
+              </w:rPr>
+            </w:r>
+          </w:p>
+        </w:tc>
+        <w:tc>
+          <w:tcPr>
+            <w:tcW w:w="6641" w:type="dxa"/>
+            <w:tcBorders>
+              <w:top w:val="single" w:sz="4" w:space="0" w:color="000000"/>
+              <w:left w:val="single" w:sz="4" w:space="0" w:color="000000"/>
+              <w:bottom w:val="single" w:sz="4" w:space="0" w:color="000000"/>
+              <w:right w:val="single" w:sz="4" w:space="0" w:color="000000"/>
+            </w:tcBorders>
+          </w:tcPr>
+          <w:p>
+            <w:r/>
+            <w:r>
+              <w:rPr>
+                <w:b w:val="0"/>
+                <w:sz w:val="20"/>
+              </w:rPr>
+              <w:t>6. Não havendo correspondência, o sistema informa que o código não foi localizado, sem distinguir código inválido de inexistente.</w:t>
+            </w:r>
+          </w:p>
+        </w:tc>
+      </w:tr>
+      <w:tr>
+        <w:tc>
+          <w:tcPr>
+            <w:tcW w:w="2381" w:type="dxa"/>
+            <w:tcBorders>
+              <w:top w:val="single" w:sz="4" w:space="0" w:color="000000"/>
+              <w:left w:val="single" w:sz="4" w:space="0" w:color="000000"/>
+              <w:bottom w:val="single" w:sz="4" w:space="0" w:color="000000"/>
+              <w:right w:val="single" w:sz="4" w:space="0" w:color="000000"/>
+            </w:tcBorders>
+          </w:tcPr>
+          <w:p>
+            <w:r/>
+            <w:r>
+              <w:rPr>
+                <w:b w:val="0"/>
+                <w:sz w:val="20"/>
+              </w:rPr>
+              <w:t>7. O visitante acompanha a situação da sua demanda.</w:t>
+            </w:r>
+          </w:p>
+        </w:tc>
+        <w:tc>
+          <w:tcPr>
+            <w:tcW w:w="6641" w:type="dxa"/>
+            <w:tcBorders>
+              <w:top w:val="single" w:sz="4" w:space="0" w:color="000000"/>
+              <w:left w:val="single" w:sz="4" w:space="0" w:color="000000"/>
+              <w:bottom w:val="single" w:sz="4" w:space="0" w:color="000000"/>
+              <w:right w:val="single" w:sz="4" w:space="0" w:color="000000"/>
+            </w:tcBorders>
+          </w:tcPr>
+          <w:p>
+            <w:r/>
+            <w:r>
+              <w:rPr>
+                <w:b w:val="0"/>
+                <w:sz w:val="20"/>
+              </w:rPr>
+            </w:r>
+          </w:p>
+        </w:tc>
+      </w:tr>
+      <w:tr>
+        <w:tc>
+          <w:tcPr>
+            <w:tcW w:w="2381" w:type="dxa"/>
+            <w:tcBorders>
+              <w:top w:val="single" w:sz="4" w:space="0" w:color="000000"/>
+              <w:left w:val="single" w:sz="4" w:space="0" w:color="000000"/>
+              <w:bottom w:val="single" w:sz="4" w:space="0" w:color="000000"/>
+              <w:right w:val="single" w:sz="4" w:space="0" w:color="000000"/>
+            </w:tcBorders>
+          </w:tcPr>
+          <w:p>
+            <w:r/>
+            <w:r>
+              <w:rPr>
+                <w:b w:val="0"/>
+                <w:sz w:val="20"/>
+              </w:rPr>
+            </w:r>
+          </w:p>
+        </w:tc>
+        <w:tc>
+          <w:tcPr>
+            <w:tcW w:w="6641" w:type="dxa"/>
+            <w:tcBorders>
+              <w:top w:val="single" w:sz="4" w:space="0" w:color="000000"/>
+              <w:left w:val="single" w:sz="4" w:space="0" w:color="000000"/>
+              <w:bottom w:val="single" w:sz="4" w:space="0" w:color="000000"/>
+              <w:right w:val="single" w:sz="4" w:space="0" w:color="000000"/>
+            </w:tcBorders>
+          </w:tcPr>
+          <w:p>
+            <w:r/>
+            <w:r>
+              <w:rPr>
+                <w:b w:val="0"/>
+                <w:sz w:val="20"/>
+              </w:rPr>
+              <w:t>8. Fluxo alternativo — ocorrência finalizada: sendo a ocorrência excluída pelo Super Administrador, na situação FINALIZADA, o sistema responde que a ocorrência não foi encontrada, tal como no código não localizado.</w:t>
             </w:r>
           </w:p>
         </w:tc>
@@ -5744,7 +5916,7 @@
           </w:tcPr>
           <w:p>
             <w:r>
-              <w:t>5. O usuário escolhe outro município no seletor, que relaciona os municípios com ocorrências e o do seu cadastro, ou a opção “Todos os municípios”.</w:t>
+              <w:t>5. O usuário escolhe outro município no seletor, que relaciona os municípios com ocorrências e o do seu cadastro, ou a opção “Todos os municípios”, apresentada somente quando há mais de um município na relação; havendo um só, o seletor o apresenta já selecionado.</w:t>
             </w:r>
           </w:p>
         </w:tc>
@@ -5822,7 +5994,39 @@
           </w:tcPr>
           <w:p>
             <w:r>
-              <w:t>7. Fluxo alternativo — ocorrência finalizada: a ocorrência excluída pelo Super Administrador, na situação FINALIZADA, não é apresentada no mapa, nos indicadores nem nas listagens a quem não é Super Administrador.</w:t>
+              <w:t>7. Fluxo alternativo — visitante: o mapa, os indicadores e as listagens são apresentados no município escolhido ao entrar como anônimo (Módulo Autenticação, QUADRO 9); para o visitante, o seletor de município não é exibido na tela inicial nem na relação de ocorrências, e a troca é feita pelo botão “📍 &lt;município&gt; Alterar”, na barra superior, que reapresenta o diálogo “Qual é o seu município?” e, confirmada a escolha, recompõe o mapa, os indicadores e as listagens no novo município; o município escolhido é descartado ao sair do sistema.</w:t>
+            </w:r>
+          </w:p>
+        </w:tc>
+      </w:tr>
+      <w:tr>
+        <w:tc>
+          <w:tcPr>
+            <w:tcW w:w="2381" w:type="dxa"/>
+            <w:tcBorders>
+              <w:top w:val="single" w:sz="4" w:space="0" w:color="000000"/>
+              <w:left w:val="single" w:sz="4" w:space="0" w:color="000000"/>
+              <w:bottom w:val="single" w:sz="4" w:space="0" w:color="000000"/>
+              <w:right w:val="single" w:sz="4" w:space="0" w:color="000000"/>
+            </w:tcBorders>
+          </w:tcPr>
+          <w:p>
+            <w:r/>
+          </w:p>
+        </w:tc>
+        <w:tc>
+          <w:tcPr>
+            <w:tcW w:w="6641" w:type="dxa"/>
+            <w:tcBorders>
+              <w:top w:val="single" w:sz="4" w:space="0" w:color="000000"/>
+              <w:left w:val="single" w:sz="4" w:space="0" w:color="000000"/>
+              <w:bottom w:val="single" w:sz="4" w:space="0" w:color="000000"/>
+              <w:right w:val="single" w:sz="4" w:space="0" w:color="000000"/>
+            </w:tcBorders>
+          </w:tcPr>
+          <w:p>
+            <w:r>
+              <w:t>8. Fluxo alternativo — ocorrência finalizada: a ocorrência excluída pelo Super Administrador, na situação FINALIZADA, não é apresentada no mapa, nos indicadores nem nas listagens a quem não é Super Administrador.</w:t>
             </w:r>
           </w:p>
         </w:tc>

--- a/ApêndiceC-VisãoFuncional/3.FluxosdeEvento/FalaCidade_FluxosDeEventos_ModuloOcorrencia_v2.docx
+++ b/ApêndiceC-VisãoFuncional/3.FluxosdeEvento/FalaCidade_FluxosDeEventos_ModuloOcorrencia_v2.docx
@@ -187,7 +187,7 @@
                 <w:b w:val="0"/>
                 <w:sz w:val="20"/>
               </w:rPr>
-              <w:t>Cidadão; Servidor de mapa geográfico; Serviço de armazenamento de mídias</w:t>
+              <w:t>Cidadão; Servidor de mapa geográfico; Servidor de imagens</w:t>
             </w:r>
           </w:p>
         </w:tc>
@@ -5142,7 +5142,7 @@
           </w:tcPr>
           <w:p>
             <w:r>
-              <w:t>Registrar ocorrência em outro município</w:t>
+              <w:t>Informar município da ocorrência</w:t>
             </w:r>
           </w:p>
         </w:tc>
@@ -6041,6 +6041,729 @@
       </w:r>
     </w:p>
     <w:p/>
+    <w:tbl>
+      <w:tblPr>
+        <w:tblStyle w:val="aff"/>
+        <w:tblW w:w="9022" w:type="dxa"/>
+        <w:tblInd w:w="-5" w:type="dxa"/>
+        <w:tblBorders>
+          <w:top w:val="single" w:sz="4" w:space="0" w:color="000000"/>
+          <w:left w:val="single" w:sz="4" w:space="0" w:color="000000"/>
+          <w:bottom w:val="single" w:sz="4" w:space="0" w:color="000000"/>
+          <w:right w:val="single" w:sz="4" w:space="0" w:color="000000"/>
+          <w:insideH w:val="single" w:sz="4" w:space="0" w:color="000000"/>
+          <w:insideV w:val="single" w:sz="4" w:space="0" w:color="000000"/>
+        </w:tblBorders>
+        <w:tblLayout w:type="fixed"/>
+        <w:tblLook w:val="0400" w:firstRow="0" w:lastRow="0" w:firstColumn="0" w:lastColumn="0" w:noHBand="0" w:noVBand="1"/>
+      </w:tblPr>
+      <w:tblGrid>
+        <w:gridCol w:w="2381"/>
+        <w:gridCol w:w="6641"/>
+      </w:tblGrid>
+      <w:tr>
+        <w:tc>
+          <w:tcPr>
+            <w:tcW w:w="2381" w:type="dxa"/>
+            <w:tcBorders>
+              <w:top w:val="single" w:sz="4" w:space="0" w:color="000000"/>
+              <w:left w:val="single" w:sz="4" w:space="0" w:color="000000"/>
+              <w:bottom w:val="single" w:sz="4" w:space="0" w:color="000000"/>
+              <w:right w:val="single" w:sz="4" w:space="0" w:color="000000"/>
+            </w:tcBorders>
+          </w:tcPr>
+          <w:p>
+            <w:r/>
+            <w:r>
+              <w:rPr>
+                <w:b/>
+                <w:sz w:val="20"/>
+              </w:rPr>
+              <w:t>Nome do caso de uso:</w:t>
+            </w:r>
+          </w:p>
+        </w:tc>
+        <w:tc>
+          <w:tcPr>
+            <w:tcW w:w="6641" w:type="dxa"/>
+            <w:tcBorders>
+              <w:top w:val="single" w:sz="4" w:space="0" w:color="000000"/>
+              <w:left w:val="single" w:sz="4" w:space="0" w:color="000000"/>
+              <w:bottom w:val="single" w:sz="4" w:space="0" w:color="000000"/>
+              <w:right w:val="single" w:sz="4" w:space="0" w:color="000000"/>
+            </w:tcBorders>
+          </w:tcPr>
+          <w:p>
+            <w:r/>
+            <w:r>
+              <w:rPr>
+                <w:b w:val="0"/>
+                <w:sz w:val="20"/>
+              </w:rPr>
+              <w:t>Apoiar ocorrência</w:t>
+            </w:r>
+          </w:p>
+        </w:tc>
+      </w:tr>
+      <w:tr>
+        <w:tc>
+          <w:tcPr>
+            <w:tcW w:w="2381" w:type="dxa"/>
+            <w:tcBorders>
+              <w:top w:val="single" w:sz="4" w:space="0" w:color="000000"/>
+              <w:left w:val="single" w:sz="4" w:space="0" w:color="000000"/>
+              <w:bottom w:val="single" w:sz="4" w:space="0" w:color="000000"/>
+              <w:right w:val="single" w:sz="4" w:space="0" w:color="000000"/>
+            </w:tcBorders>
+          </w:tcPr>
+          <w:p>
+            <w:r/>
+            <w:r>
+              <w:rPr>
+                <w:b/>
+                <w:sz w:val="20"/>
+              </w:rPr>
+              <w:t>Nome do cenário:</w:t>
+            </w:r>
+          </w:p>
+        </w:tc>
+        <w:tc>
+          <w:tcPr>
+            <w:tcW w:w="6641" w:type="dxa"/>
+            <w:tcBorders>
+              <w:top w:val="single" w:sz="4" w:space="0" w:color="000000"/>
+              <w:left w:val="single" w:sz="4" w:space="0" w:color="000000"/>
+              <w:bottom w:val="single" w:sz="4" w:space="0" w:color="000000"/>
+              <w:right w:val="single" w:sz="4" w:space="0" w:color="000000"/>
+            </w:tcBorders>
+          </w:tcPr>
+          <w:p>
+            <w:r/>
+            <w:r>
+              <w:rPr>
+                <w:b w:val="0"/>
+                <w:sz w:val="20"/>
+              </w:rPr>
+              <w:t>Apoio e retirada de apoio a ocorrência existente</w:t>
+            </w:r>
+          </w:p>
+        </w:tc>
+      </w:tr>
+      <w:tr>
+        <w:tc>
+          <w:tcPr>
+            <w:tcW w:w="2381" w:type="dxa"/>
+            <w:tcBorders>
+              <w:top w:val="single" w:sz="4" w:space="0" w:color="000000"/>
+              <w:left w:val="single" w:sz="4" w:space="0" w:color="000000"/>
+              <w:bottom w:val="single" w:sz="4" w:space="0" w:color="000000"/>
+              <w:right w:val="single" w:sz="4" w:space="0" w:color="000000"/>
+            </w:tcBorders>
+          </w:tcPr>
+          <w:p>
+            <w:r/>
+            <w:r>
+              <w:rPr>
+                <w:b/>
+                <w:sz w:val="20"/>
+              </w:rPr>
+              <w:t>Ator(es) envolvido(s):</w:t>
+            </w:r>
+          </w:p>
+        </w:tc>
+        <w:tc>
+          <w:tcPr>
+            <w:tcW w:w="6641" w:type="dxa"/>
+            <w:tcBorders>
+              <w:top w:val="single" w:sz="4" w:space="0" w:color="000000"/>
+              <w:left w:val="single" w:sz="4" w:space="0" w:color="000000"/>
+              <w:bottom w:val="single" w:sz="4" w:space="0" w:color="000000"/>
+              <w:right w:val="single" w:sz="4" w:space="0" w:color="000000"/>
+            </w:tcBorders>
+          </w:tcPr>
+          <w:p>
+            <w:r/>
+            <w:r>
+              <w:rPr>
+                <w:b w:val="0"/>
+                <w:sz w:val="20"/>
+              </w:rPr>
+              <w:t>Cidadão; Visitante</w:t>
+            </w:r>
+          </w:p>
+        </w:tc>
+      </w:tr>
+      <w:tr>
+        <w:tc>
+          <w:tcPr>
+            <w:tcW w:w="2381" w:type="dxa"/>
+            <w:tcBorders>
+              <w:top w:val="single" w:sz="4" w:space="0" w:color="000000"/>
+              <w:left w:val="single" w:sz="4" w:space="0" w:color="000000"/>
+              <w:bottom w:val="single" w:sz="4" w:space="0" w:color="000000"/>
+              <w:right w:val="single" w:sz="4" w:space="0" w:color="000000"/>
+            </w:tcBorders>
+          </w:tcPr>
+          <w:p>
+            <w:r/>
+            <w:r>
+              <w:rPr>
+                <w:b/>
+                <w:sz w:val="20"/>
+              </w:rPr>
+              <w:t>Pré-condição:</w:t>
+            </w:r>
+          </w:p>
+        </w:tc>
+        <w:tc>
+          <w:tcPr>
+            <w:tcW w:w="6641" w:type="dxa"/>
+            <w:tcBorders>
+              <w:top w:val="single" w:sz="4" w:space="0" w:color="000000"/>
+              <w:left w:val="single" w:sz="4" w:space="0" w:color="000000"/>
+              <w:bottom w:val="single" w:sz="4" w:space="0" w:color="000000"/>
+              <w:right w:val="single" w:sz="4" w:space="0" w:color="000000"/>
+            </w:tcBorders>
+          </w:tcPr>
+          <w:p>
+            <w:r/>
+            <w:r>
+              <w:rPr>
+                <w:b w:val="0"/>
+                <w:sz w:val="20"/>
+              </w:rPr>
+              <w:t>O cidadão está autenticado e a ocorrência existe e lhe está visível (RF27).</w:t>
+            </w:r>
+          </w:p>
+        </w:tc>
+      </w:tr>
+      <w:tr>
+        <w:tc>
+          <w:tcPr>
+            <w:tcW w:w="2381" w:type="dxa"/>
+            <w:tcBorders>
+              <w:top w:val="single" w:sz="4" w:space="0" w:color="000000"/>
+              <w:left w:val="single" w:sz="4" w:space="0" w:color="000000"/>
+              <w:bottom w:val="single" w:sz="4" w:space="0" w:color="000000"/>
+              <w:right w:val="single" w:sz="4" w:space="0" w:color="000000"/>
+            </w:tcBorders>
+          </w:tcPr>
+          <w:p>
+            <w:r/>
+            <w:r>
+              <w:rPr>
+                <w:b/>
+                <w:sz w:val="20"/>
+              </w:rPr>
+              <w:t>Pós-condição:</w:t>
+            </w:r>
+          </w:p>
+        </w:tc>
+        <w:tc>
+          <w:tcPr>
+            <w:tcW w:w="6641" w:type="dxa"/>
+            <w:tcBorders>
+              <w:top w:val="single" w:sz="4" w:space="0" w:color="000000"/>
+              <w:left w:val="single" w:sz="4" w:space="0" w:color="000000"/>
+              <w:bottom w:val="single" w:sz="4" w:space="0" w:color="000000"/>
+              <w:right w:val="single" w:sz="4" w:space="0" w:color="000000"/>
+            </w:tcBorders>
+          </w:tcPr>
+          <w:p>
+            <w:r/>
+            <w:r>
+              <w:rPr>
+                <w:b w:val="0"/>
+                <w:sz w:val="20"/>
+              </w:rPr>
+              <w:t>Apoio do cidadão gravado uma única vez por ocorrência — ou retirado —, com a contagem atualizada no detalhe, na relação de ocorrências, no balão do mapa e na seção “Mais apoiadas” das estatísticas.</w:t>
+            </w:r>
+          </w:p>
+        </w:tc>
+      </w:tr>
+      <w:tr>
+        <w:tc>
+          <w:tcPr>
+            <w:tcW w:w="2381" w:type="dxa"/>
+            <w:tcBorders>
+              <w:top w:val="single" w:sz="4" w:space="0" w:color="000000"/>
+              <w:left w:val="single" w:sz="4" w:space="0" w:color="000000"/>
+              <w:bottom w:val="single" w:sz="4" w:space="0" w:color="000000"/>
+              <w:right w:val="single" w:sz="4" w:space="0" w:color="000000"/>
+            </w:tcBorders>
+          </w:tcPr>
+          <w:p>
+            <w:r/>
+            <w:r>
+              <w:rPr>
+                <w:b/>
+                <w:sz w:val="20"/>
+              </w:rPr>
+              <w:t>Ator</w:t>
+            </w:r>
+          </w:p>
+        </w:tc>
+        <w:tc>
+          <w:tcPr>
+            <w:tcW w:w="6641" w:type="dxa"/>
+            <w:tcBorders>
+              <w:top w:val="single" w:sz="4" w:space="0" w:color="000000"/>
+              <w:left w:val="single" w:sz="4" w:space="0" w:color="000000"/>
+              <w:bottom w:val="single" w:sz="4" w:space="0" w:color="000000"/>
+              <w:right w:val="single" w:sz="4" w:space="0" w:color="000000"/>
+            </w:tcBorders>
+          </w:tcPr>
+          <w:p>
+            <w:r/>
+            <w:r>
+              <w:rPr>
+                <w:b/>
+                <w:sz w:val="20"/>
+              </w:rPr>
+              <w:t>Sistema</w:t>
+            </w:r>
+          </w:p>
+        </w:tc>
+      </w:tr>
+      <w:tr>
+        <w:tc>
+          <w:tcPr>
+            <w:tcW w:w="2381" w:type="dxa"/>
+            <w:tcBorders>
+              <w:top w:val="single" w:sz="4" w:space="0" w:color="000000"/>
+              <w:left w:val="single" w:sz="4" w:space="0" w:color="000000"/>
+              <w:bottom w:val="single" w:sz="4" w:space="0" w:color="000000"/>
+              <w:right w:val="single" w:sz="4" w:space="0" w:color="000000"/>
+            </w:tcBorders>
+          </w:tcPr>
+          <w:p>
+            <w:r/>
+            <w:r>
+              <w:rPr>
+                <w:b w:val="0"/>
+                <w:sz w:val="20"/>
+              </w:rPr>
+              <w:t>1. O cidadão abre a ocorrência — na relação de ocorrências, no balão do mapa ou no detalhe — e aciona “🤝 Apoiar”.</w:t>
+            </w:r>
+          </w:p>
+        </w:tc>
+        <w:tc>
+          <w:tcPr>
+            <w:tcW w:w="6641" w:type="dxa"/>
+            <w:tcBorders>
+              <w:top w:val="single" w:sz="4" w:space="0" w:color="000000"/>
+              <w:left w:val="single" w:sz="4" w:space="0" w:color="000000"/>
+              <w:bottom w:val="single" w:sz="4" w:space="0" w:color="000000"/>
+              <w:right w:val="single" w:sz="4" w:space="0" w:color="000000"/>
+            </w:tcBorders>
+          </w:tcPr>
+          <w:p>
+            <w:r/>
+            <w:r>
+              <w:rPr>
+                <w:b w:val="0"/>
+                <w:sz w:val="20"/>
+              </w:rPr>
+            </w:r>
+          </w:p>
+        </w:tc>
+      </w:tr>
+      <w:tr>
+        <w:tc>
+          <w:tcPr>
+            <w:tcW w:w="2381" w:type="dxa"/>
+            <w:tcBorders>
+              <w:top w:val="single" w:sz="4" w:space="0" w:color="000000"/>
+              <w:left w:val="single" w:sz="4" w:space="0" w:color="000000"/>
+              <w:bottom w:val="single" w:sz="4" w:space="0" w:color="000000"/>
+              <w:right w:val="single" w:sz="4" w:space="0" w:color="000000"/>
+            </w:tcBorders>
+          </w:tcPr>
+          <w:p>
+            <w:r/>
+            <w:r>
+              <w:rPr>
+                <w:b w:val="0"/>
+                <w:sz w:val="20"/>
+              </w:rPr>
+            </w:r>
+          </w:p>
+        </w:tc>
+        <w:tc>
+          <w:tcPr>
+            <w:tcW w:w="6641" w:type="dxa"/>
+            <w:tcBorders>
+              <w:top w:val="single" w:sz="4" w:space="0" w:color="000000"/>
+              <w:left w:val="single" w:sz="4" w:space="0" w:color="000000"/>
+              <w:bottom w:val="single" w:sz="4" w:space="0" w:color="000000"/>
+              <w:right w:val="single" w:sz="4" w:space="0" w:color="000000"/>
+            </w:tcBorders>
+          </w:tcPr>
+          <w:p>
+            <w:r/>
+            <w:r>
+              <w:rPr>
+                <w:b w:val="0"/>
+                <w:sz w:val="20"/>
+              </w:rPr>
+              <w:t>2. O sistema grava o apoio do cidadão à ocorrência; o apoio repetido é ignorado na gravação, de modo que cada cidadão conta uma única vez por ocorrência.</w:t>
+            </w:r>
+          </w:p>
+        </w:tc>
+      </w:tr>
+      <w:tr>
+        <w:tc>
+          <w:tcPr>
+            <w:tcW w:w="2381" w:type="dxa"/>
+            <w:tcBorders>
+              <w:top w:val="single" w:sz="4" w:space="0" w:color="000000"/>
+              <w:left w:val="single" w:sz="4" w:space="0" w:color="000000"/>
+              <w:bottom w:val="single" w:sz="4" w:space="0" w:color="000000"/>
+              <w:right w:val="single" w:sz="4" w:space="0" w:color="000000"/>
+            </w:tcBorders>
+          </w:tcPr>
+          <w:p>
+            <w:r/>
+            <w:r>
+              <w:rPr>
+                <w:b w:val="0"/>
+                <w:sz w:val="20"/>
+              </w:rPr>
+            </w:r>
+          </w:p>
+        </w:tc>
+        <w:tc>
+          <w:tcPr>
+            <w:tcW w:w="6641" w:type="dxa"/>
+            <w:tcBorders>
+              <w:top w:val="single" w:sz="4" w:space="0" w:color="000000"/>
+              <w:left w:val="single" w:sz="4" w:space="0" w:color="000000"/>
+              <w:bottom w:val="single" w:sz="4" w:space="0" w:color="000000"/>
+              <w:right w:val="single" w:sz="4" w:space="0" w:color="000000"/>
+            </w:tcBorders>
+          </w:tcPr>
+          <w:p>
+            <w:r/>
+            <w:r>
+              <w:rPr>
+                <w:b w:val="0"/>
+                <w:sz w:val="20"/>
+              </w:rPr>
+              <w:t>3. O sistema devolve a contagem atualizada, informa “Apoio registrado. Obrigado!” e passa a apresentar o botão como “✓ Você apoia”, com a contagem “&lt;n&gt; pessoa apoia” ou “&lt;n&gt; pessoas apoiam”.</w:t>
+            </w:r>
+          </w:p>
+        </w:tc>
+      </w:tr>
+      <w:tr>
+        <w:tc>
+          <w:tcPr>
+            <w:tcW w:w="2381" w:type="dxa"/>
+            <w:tcBorders>
+              <w:top w:val="single" w:sz="4" w:space="0" w:color="000000"/>
+              <w:left w:val="single" w:sz="4" w:space="0" w:color="000000"/>
+              <w:bottom w:val="single" w:sz="4" w:space="0" w:color="000000"/>
+              <w:right w:val="single" w:sz="4" w:space="0" w:color="000000"/>
+            </w:tcBorders>
+          </w:tcPr>
+          <w:p>
+            <w:r/>
+            <w:r>
+              <w:rPr>
+                <w:b w:val="0"/>
+                <w:sz w:val="20"/>
+              </w:rPr>
+              <w:t>4. O cidadão, desejando retirar o apoio, aciona novamente o botão, que indica “Não apoiar”.</w:t>
+            </w:r>
+          </w:p>
+        </w:tc>
+        <w:tc>
+          <w:tcPr>
+            <w:tcW w:w="6641" w:type="dxa"/>
+            <w:tcBorders>
+              <w:top w:val="single" w:sz="4" w:space="0" w:color="000000"/>
+              <w:left w:val="single" w:sz="4" w:space="0" w:color="000000"/>
+              <w:bottom w:val="single" w:sz="4" w:space="0" w:color="000000"/>
+              <w:right w:val="single" w:sz="4" w:space="0" w:color="000000"/>
+            </w:tcBorders>
+          </w:tcPr>
+          <w:p>
+            <w:r/>
+            <w:r>
+              <w:rPr>
+                <w:b w:val="0"/>
+                <w:sz w:val="20"/>
+              </w:rPr>
+            </w:r>
+          </w:p>
+        </w:tc>
+      </w:tr>
+      <w:tr>
+        <w:tc>
+          <w:tcPr>
+            <w:tcW w:w="2381" w:type="dxa"/>
+            <w:tcBorders>
+              <w:top w:val="single" w:sz="4" w:space="0" w:color="000000"/>
+              <w:left w:val="single" w:sz="4" w:space="0" w:color="000000"/>
+              <w:bottom w:val="single" w:sz="4" w:space="0" w:color="000000"/>
+              <w:right w:val="single" w:sz="4" w:space="0" w:color="000000"/>
+            </w:tcBorders>
+          </w:tcPr>
+          <w:p>
+            <w:r/>
+            <w:r>
+              <w:rPr>
+                <w:b w:val="0"/>
+                <w:sz w:val="20"/>
+              </w:rPr>
+            </w:r>
+          </w:p>
+        </w:tc>
+        <w:tc>
+          <w:tcPr>
+            <w:tcW w:w="6641" w:type="dxa"/>
+            <w:tcBorders>
+              <w:top w:val="single" w:sz="4" w:space="0" w:color="000000"/>
+              <w:left w:val="single" w:sz="4" w:space="0" w:color="000000"/>
+              <w:bottom w:val="single" w:sz="4" w:space="0" w:color="000000"/>
+              <w:right w:val="single" w:sz="4" w:space="0" w:color="000000"/>
+            </w:tcBorders>
+          </w:tcPr>
+          <w:p>
+            <w:r/>
+            <w:r>
+              <w:rPr>
+                <w:b w:val="0"/>
+                <w:sz w:val="20"/>
+              </w:rPr>
+              <w:t>5. O sistema remove o apoio, devolve a contagem atualizada, informa “Apoio removido.” e reapresenta “🤝 Apoiar”.</w:t>
+            </w:r>
+          </w:p>
+        </w:tc>
+      </w:tr>
+      <w:tr>
+        <w:tc>
+          <w:tcPr>
+            <w:tcW w:w="2381" w:type="dxa"/>
+            <w:tcBorders>
+              <w:top w:val="single" w:sz="4" w:space="0" w:color="000000"/>
+              <w:left w:val="single" w:sz="4" w:space="0" w:color="000000"/>
+              <w:bottom w:val="single" w:sz="4" w:space="0" w:color="000000"/>
+              <w:right w:val="single" w:sz="4" w:space="0" w:color="000000"/>
+            </w:tcBorders>
+          </w:tcPr>
+          <w:p>
+            <w:r/>
+            <w:r>
+              <w:rPr>
+                <w:b w:val="0"/>
+                <w:sz w:val="20"/>
+              </w:rPr>
+            </w:r>
+          </w:p>
+        </w:tc>
+        <w:tc>
+          <w:tcPr>
+            <w:tcW w:w="6641" w:type="dxa"/>
+            <w:tcBorders>
+              <w:top w:val="single" w:sz="4" w:space="0" w:color="000000"/>
+              <w:left w:val="single" w:sz="4" w:space="0" w:color="000000"/>
+              <w:bottom w:val="single" w:sz="4" w:space="0" w:color="000000"/>
+              <w:right w:val="single" w:sz="4" w:space="0" w:color="000000"/>
+            </w:tcBorders>
+          </w:tcPr>
+          <w:p>
+            <w:r/>
+            <w:r>
+              <w:rPr>
+                <w:b w:val="0"/>
+                <w:sz w:val="20"/>
+              </w:rPr>
+              <w:t>6. O sistema considera a contagem de apoios na seção “Mais apoiadas” da tela de estatísticas, que relaciona, com protocolo e título, as cinco ocorrências em aberto mais apoiadas no período.</w:t>
+            </w:r>
+          </w:p>
+        </w:tc>
+      </w:tr>
+      <w:tr>
+        <w:tc>
+          <w:tcPr>
+            <w:tcW w:w="2381" w:type="dxa"/>
+            <w:tcBorders>
+              <w:top w:val="single" w:sz="4" w:space="0" w:color="000000"/>
+              <w:left w:val="single" w:sz="4" w:space="0" w:color="000000"/>
+              <w:bottom w:val="single" w:sz="4" w:space="0" w:color="000000"/>
+              <w:right w:val="single" w:sz="4" w:space="0" w:color="000000"/>
+            </w:tcBorders>
+          </w:tcPr>
+          <w:p>
+            <w:r/>
+            <w:r>
+              <w:rPr>
+                <w:b w:val="0"/>
+                <w:sz w:val="20"/>
+              </w:rPr>
+            </w:r>
+          </w:p>
+        </w:tc>
+        <w:tc>
+          <w:tcPr>
+            <w:tcW w:w="6641" w:type="dxa"/>
+            <w:tcBorders>
+              <w:top w:val="single" w:sz="4" w:space="0" w:color="000000"/>
+              <w:left w:val="single" w:sz="4" w:space="0" w:color="000000"/>
+              <w:bottom w:val="single" w:sz="4" w:space="0" w:color="000000"/>
+              <w:right w:val="single" w:sz="4" w:space="0" w:color="000000"/>
+            </w:tcBorders>
+          </w:tcPr>
+          <w:p>
+            <w:r/>
+            <w:r>
+              <w:rPr>
+                <w:b w:val="0"/>
+                <w:sz w:val="20"/>
+              </w:rPr>
+              <w:t>7. Fluxo alternativo — visitante: acionado “🤝 Apoiar” sem sessão aberta, o sistema não grava o apoio e apresenta o diálogo “🤝 Quer apoiar esta ocorrência?”, com o texto “Para apoiar é preciso ter uma conta. Entre ou cadastre-se — leva menos de um minuto.”; no servidor, a solicitação sem autenticação é recusada com HTTP 401.</w:t>
+            </w:r>
+          </w:p>
+        </w:tc>
+      </w:tr>
+      <w:tr>
+        <w:tc>
+          <w:tcPr>
+            <w:tcW w:w="2381" w:type="dxa"/>
+            <w:tcBorders>
+              <w:top w:val="single" w:sz="4" w:space="0" w:color="000000"/>
+              <w:left w:val="single" w:sz="4" w:space="0" w:color="000000"/>
+              <w:bottom w:val="single" w:sz="4" w:space="0" w:color="000000"/>
+              <w:right w:val="single" w:sz="4" w:space="0" w:color="000000"/>
+            </w:tcBorders>
+          </w:tcPr>
+          <w:p>
+            <w:r/>
+            <w:r>
+              <w:rPr>
+                <w:b w:val="0"/>
+                <w:sz w:val="20"/>
+              </w:rPr>
+            </w:r>
+          </w:p>
+        </w:tc>
+        <w:tc>
+          <w:tcPr>
+            <w:tcW w:w="6641" w:type="dxa"/>
+            <w:tcBorders>
+              <w:top w:val="single" w:sz="4" w:space="0" w:color="000000"/>
+              <w:left w:val="single" w:sz="4" w:space="0" w:color="000000"/>
+              <w:bottom w:val="single" w:sz="4" w:space="0" w:color="000000"/>
+              <w:right w:val="single" w:sz="4" w:space="0" w:color="000000"/>
+            </w:tcBorders>
+          </w:tcPr>
+          <w:p>
+            <w:r/>
+            <w:r>
+              <w:rPr>
+                <w:b w:val="0"/>
+                <w:sz w:val="20"/>
+              </w:rPr>
+              <w:t>8. Fluxo alternativo — perfil da equipe: para o Responsável da Prefeitura, o Administrador do município e o Super Administrador, o botão não é apresentado, permanecendo visível a contagem de apoios no detalhe.</w:t>
+            </w:r>
+          </w:p>
+        </w:tc>
+      </w:tr>
+      <w:tr>
+        <w:tc>
+          <w:tcPr>
+            <w:tcW w:w="2381" w:type="dxa"/>
+            <w:tcBorders>
+              <w:top w:val="single" w:sz="4" w:space="0" w:color="000000"/>
+              <w:left w:val="single" w:sz="4" w:space="0" w:color="000000"/>
+              <w:bottom w:val="single" w:sz="4" w:space="0" w:color="000000"/>
+              <w:right w:val="single" w:sz="4" w:space="0" w:color="000000"/>
+            </w:tcBorders>
+          </w:tcPr>
+          <w:p>
+            <w:r/>
+            <w:r>
+              <w:rPr>
+                <w:b w:val="0"/>
+                <w:sz w:val="20"/>
+              </w:rPr>
+            </w:r>
+          </w:p>
+        </w:tc>
+        <w:tc>
+          <w:tcPr>
+            <w:tcW w:w="6641" w:type="dxa"/>
+            <w:tcBorders>
+              <w:top w:val="single" w:sz="4" w:space="0" w:color="000000"/>
+              <w:left w:val="single" w:sz="4" w:space="0" w:color="000000"/>
+              <w:bottom w:val="single" w:sz="4" w:space="0" w:color="000000"/>
+              <w:right w:val="single" w:sz="4" w:space="0" w:color="000000"/>
+            </w:tcBorders>
+          </w:tcPr>
+          <w:p>
+            <w:r/>
+            <w:r>
+              <w:rPr>
+                <w:b w:val="0"/>
+                <w:sz w:val="20"/>
+              </w:rPr>
+              <w:t>9. Fluxo alternativo — ocorrência inexistente ou oculta ao usuário: o sistema recusa a operação com HTTP 404.</w:t>
+            </w:r>
+          </w:p>
+        </w:tc>
+      </w:tr>
+      <w:tr>
+        <w:tc>
+          <w:tcPr>
+            <w:tcW w:w="2381" w:type="dxa"/>
+            <w:tcBorders>
+              <w:top w:val="single" w:sz="4" w:space="0" w:color="000000"/>
+              <w:left w:val="single" w:sz="4" w:space="0" w:color="000000"/>
+              <w:bottom w:val="single" w:sz="4" w:space="0" w:color="000000"/>
+              <w:right w:val="single" w:sz="4" w:space="0" w:color="000000"/>
+            </w:tcBorders>
+          </w:tcPr>
+          <w:p>
+            <w:r/>
+            <w:r>
+              <w:rPr>
+                <w:b w:val="0"/>
+                <w:sz w:val="20"/>
+              </w:rPr>
+            </w:r>
+          </w:p>
+        </w:tc>
+        <w:tc>
+          <w:tcPr>
+            <w:tcW w:w="6641" w:type="dxa"/>
+            <w:tcBorders>
+              <w:top w:val="single" w:sz="4" w:space="0" w:color="000000"/>
+              <w:left w:val="single" w:sz="4" w:space="0" w:color="000000"/>
+              <w:bottom w:val="single" w:sz="4" w:space="0" w:color="000000"/>
+              <w:right w:val="single" w:sz="4" w:space="0" w:color="000000"/>
+            </w:tcBorders>
+          </w:tcPr>
+          <w:p>
+            <w:r/>
+            <w:r>
+              <w:rPr>
+                <w:b w:val="0"/>
+                <w:sz w:val="20"/>
+              </w:rPr>
+              <w:t>10. Fluxo alternativo — falha na gravação: o sistema mantém o estado anterior do botão e informa “Não foi possível registrar o apoio.” ou “Não foi possível remover o apoio.”.</w:t>
+            </w:r>
+          </w:p>
+        </w:tc>
+      </w:tr>
+    </w:tbl>
+    <w:p>
+      <w:r>
+        <w:rPr>
+          <w:sz w:val="18"/>
+        </w:rPr>
+        <w:t>QUADRO 12 – Fluxo de eventos do cenário “Apoio e retirada de apoio a ocorrência existente”</w:t>
+      </w:r>
+    </w:p>
     <w:sectPr>
       <w:headerReference w:type="default" r:id="rId7"/>
       <w:pgSz w:w="11906" w:h="16838"/>
